--- a/public/doc/klaim/resumemedis/rawatjalan.docx
+++ b/public/doc/klaim/resumemedis/rawatjalan.docx
@@ -2292,6 +2292,7 @@
           </w:tcPr>
           <w:p>
             <w:pPr>
+              <w:keepNext/>
               <w:widowControl w:val="0"/>
               <w:jc w:val="center"/>
               <w:rPr>
@@ -2429,6 +2430,7 @@
           </w:p>
           <w:p>
             <w:pPr>
+              <w:keepNext/>
               <w:widowControl w:val="0"/>
               <w:jc w:val="center"/>
               <w:rPr>
@@ -2438,6 +2440,7 @@
           </w:p>
           <w:p>
             <w:pPr>
+              <w:keepNext/>
               <w:widowControl w:val="0"/>
               <w:jc w:val="center"/>
               <w:rPr>
@@ -2447,6 +2450,7 @@
           </w:p>
           <w:p>
             <w:pPr>
+              <w:keepNext/>
               <w:widowControl w:val="0"/>
               <w:jc w:val="center"/>
               <w:rPr>
@@ -2456,6 +2460,7 @@
           </w:p>
           <w:p>
             <w:pPr>
+              <w:keepNext/>
               <w:widowControl w:val="0"/>
               <w:jc w:val="center"/>
               <w:rPr>
@@ -2465,6 +2470,7 @@
           </w:p>
           <w:p>
             <w:pPr>
+              <w:keepNext/>
               <w:widowControl w:val="0"/>
               <w:jc w:val="center"/>
               <w:rPr>
@@ -2474,6 +2480,7 @@
           </w:p>
           <w:p>
             <w:pPr>
+              <w:keepNext/>
               <w:widowControl w:val="0"/>
               <w:jc w:val="center"/>
               <w:rPr>
@@ -2483,6 +2490,7 @@
           </w:p>
           <w:p>
             <w:pPr>
+              <w:keepNext/>
               <w:widowControl w:val="0"/>
               <w:jc w:val="center"/>
               <w:rPr>
@@ -2492,6 +2500,7 @@
           </w:p>
           <w:p>
             <w:pPr>
+              <w:keepNext/>
               <w:widowControl w:val="0"/>
               <w:jc w:val="center"/>
             </w:pPr>
@@ -2544,6 +2553,7 @@
                 </w:tcPr>
                 <w:p>
                   <w:pPr>
+                    <w:keepNext/>
                     <w:jc w:val="center"/>
                     <w:rPr>
                       <w:sz w:val="14"/>
@@ -2577,6 +2587,7 @@
                 </w:tcPr>
                 <w:p>
                   <w:pPr>
+                    <w:keepNext/>
                     <w:jc w:val="center"/>
                     <w:rPr>
                       <w:sz w:val="14"/>
@@ -2602,6 +2613,7 @@
                 </w:tcPr>
                 <w:p>
                   <w:pPr>
+                    <w:keepNext/>
                     <w:jc w:val="center"/>
                     <w:rPr>
                       <w:sz w:val="14"/>
@@ -2649,6 +2661,7 @@
                 </w:tcPr>
                 <w:p>
                   <w:pPr>
+                    <w:keepNext/>
                     <w:rPr>
                       <w:sz w:val="14"/>
                       <w:szCs w:val="14"/>
@@ -2669,6 +2682,7 @@
                 </w:tcPr>
                 <w:p>
                   <w:pPr>
+                    <w:keepNext/>
                     <w:jc w:val="center"/>
                     <w:rPr>
                       <w:sz w:val="14"/>
@@ -2690,6 +2704,7 @@
                 </w:tcPr>
                 <w:p>
                   <w:pPr>
+                    <w:keepNext/>
                     <w:jc w:val="center"/>
                     <w:rPr>
                       <w:sz w:val="14"/>
@@ -2709,6 +2724,7 @@
           </w:tbl>
           <w:p>
             <w:pPr>
+              <w:keepNext/>
               <w:widowControl w:val="0"/>
             </w:pPr>
           </w:p>

--- a/public/doc/klaim/resumemedis/rawatjalan.docx
+++ b/public/doc/klaim/resumemedis/rawatjalan.docx
@@ -2276,7 +2276,7 @@
       </w:tr>
       <w:tr>
         <w:trPr>
-          <w:trHeight w:val="1660"/>
+          <w:trHeight w:val="2066"/>
           <w:jc w:val="center"/>
         </w:trPr>
         <w:tc>
@@ -2308,16 +2308,16 @@
               <mc:AlternateContent>
                 <mc:Choice Requires="wps">
                   <w:drawing>
-                    <wp:anchor distT="0" distB="0" distL="114300" distR="114300" simplePos="0" relativeHeight="251661312" behindDoc="0" locked="0" layoutInCell="1" allowOverlap="1" wp14:anchorId="5CCF646B" wp14:editId="6B2F82CA">
+                    <wp:anchor distT="0" distB="0" distL="114300" distR="114300" simplePos="0" relativeHeight="251662336" behindDoc="0" locked="0" layoutInCell="1" allowOverlap="1" wp14:anchorId="5CCF646B" wp14:editId="0D8FD5BA">
                       <wp:simplePos x="0" y="0"/>
                       <wp:positionH relativeFrom="column">
-                        <wp:posOffset>200025</wp:posOffset>
+                        <wp:posOffset>74295</wp:posOffset>
                       </wp:positionH>
                       <wp:positionV relativeFrom="paragraph">
-                        <wp:posOffset>-17780</wp:posOffset>
+                        <wp:posOffset>68936</wp:posOffset>
                       </wp:positionV>
-                      <wp:extent cx="2216150" cy="1082040"/>
-                      <wp:effectExtent l="0" t="0" r="0" b="3810"/>
+                      <wp:extent cx="2507704" cy="1133856"/>
+                      <wp:effectExtent l="0" t="0" r="0" b="0"/>
                       <wp:wrapNone/>
                       <wp:docPr id="7" name="Text Box 7"/>
                       <wp:cNvGraphicFramePr/>
@@ -2328,7 +2328,7 @@
                             <wps:spPr>
                               <a:xfrm>
                                 <a:off x="0" y="0"/>
-                                <a:ext cx="2216150" cy="1082040"/>
+                                <a:ext cx="2507704" cy="1133856"/>
                               </a:xfrm>
                               <a:prstGeom prst="rect">
                                 <a:avLst/>
@@ -2380,7 +2380,7 @@
                       <v:stroke joinstyle="miter"/>
                       <v:path gradientshapeok="t" o:connecttype="rect"/>
                     </v:shapetype>
-                    <v:shape id="Text Box 7" o:spid="_x0000_s1026" type="#_x0000_t202" style="position:absolute;left:0;text-align:left;margin-left:15.75pt;margin-top:-1.4pt;width:174.5pt;height:85.2pt;z-index:251661312;visibility:visible;mso-wrap-style:square;mso-width-percent:0;mso-height-percent:0;mso-wrap-distance-left:9pt;mso-wrap-distance-top:0;mso-wrap-distance-right:9pt;mso-wrap-distance-bottom:0;mso-position-horizontal:absolute;mso-position-horizontal-relative:text;mso-position-vertical:absolute;mso-position-vertical-relative:text;mso-width-percent:0;mso-height-percent:0;mso-width-relative:margin;mso-height-relative:margin;v-text-anchor:middle" o:gfxdata="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" filled="f" stroked="f" strokeweight=".5pt">
+                    <v:shape id="Text Box 7" o:spid="_x0000_s1026" type="#_x0000_t202" style="position:absolute;left:0;text-align:left;margin-left:5.85pt;margin-top:5.45pt;width:197.45pt;height:89.3pt;z-index:251662336;visibility:visible;mso-wrap-style:square;mso-width-percent:0;mso-height-percent:0;mso-wrap-distance-left:9pt;mso-wrap-distance-top:0;mso-wrap-distance-right:9pt;mso-wrap-distance-bottom:0;mso-position-horizontal:absolute;mso-position-horizontal-relative:text;mso-position-vertical:absolute;mso-position-vertical-relative:text;mso-width-percent:0;mso-height-percent:0;mso-width-relative:margin;mso-height-relative:margin;v-text-anchor:middle" o:gfxdata="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" filled="f" stroked="f" strokeweight=".5pt">
                       <v:textbox>
                         <w:txbxContent>
                           <w:p>
